--- a/CORTEX_Ecosystem_PRD_SRS_Pack/04_CORTEX_OS_PRD_SRS.docx
+++ b/CORTEX_Ecosystem_PRD_SRS_Pack/04_CORTEX_OS_PRD_SRS.docx
@@ -3551,6 +3551,97 @@
         <w:t>- **Gateway Dispatcher**: `execute_os(action, params)` in `src/cortex_m/gateway.py`</w:t>
       </w:r>
     </w:p>
+    <w:p>
+      <w:pPr>
+        <w:pStyle w:val="Heading1"/>
+      </w:pPr>
+      <w:r>
+        <w:t>Technical Architecture &amp; Mathematical Formulations</w:t>
+      </w:r>
+    </w:p>
+    <w:p>
+      <w:r>
+        <w:t>### Technical Architecture &amp; Mathematical Foundations: CORTEX-OS</w:t>
+      </w:r>
+    </w:p>
+    <w:p>
+      <w:r>
+        <w:t>- **Non-Privileged Userspace Indexing**: Filesystem notifications monitored via cross-platform debounced watchers (500ms debounce) running entirely under unprivileged user permissions (`UID != 0`).</w:t>
+      </w:r>
+    </w:p>
+    <w:p>
+      <w:r>
+        <w:t>- **Dynamic Cognitive Affinity Graph**: Semantic document clustering via modern Hopfield associative affinity:</w:t>
+      </w:r>
+    </w:p>
+    <w:p>
+      <w:r>
+        <w:t>$$A_{ij} = \exp(-\|x_i - x_j\|^2 / 2\sigma^2)$$</w:t>
+      </w:r>
+    </w:p>
+    <w:p>
+      <w:r>
+        <w:t>clustering related research and code artifacts without altering canonical disk hierarchies.</w:t>
+      </w:r>
+    </w:p>
+    <w:p>
+      <w:r>
+        <w:t>- **Newman-Girvan Community Modularity**: Quantifies partitioning quality via:</w:t>
+      </w:r>
+    </w:p>
+    <w:p>
+      <w:r>
+        <w:t>$$Q = \frac{1}{2m} \sum_{ij} \left(A_{ij} - \frac{k_i k_j}{2m}\right) \delta(c_i, c_j)$$</w:t>
+      </w:r>
+    </w:p>
+    <w:p>
+      <w:r>
+        <w:t>- **Centroid Cosine Resonance Membership**: Predicts incoming document cluster assignment via cosine projection onto cluster centroid vectors.</w:t>
+      </w:r>
+    </w:p>
+    <w:p>
+      <w:r>
+        <w:t>- **Sub-Millisecond Spotlight Omnibar**: Sub-millisecond continuous attractor resonance search over 64D gist embeddings.</w:t>
+      </w:r>
+    </w:p>
+    <w:p>
+      <w:pPr>
+        <w:pStyle w:val="Heading1"/>
+      </w:pPr>
+      <w:r>
+        <w:t>Implemented Codebase Traceability</w:t>
+      </w:r>
+    </w:p>
+    <w:p>
+      <w:r>
+        <w:t>### Implemented Codebase Traceability</w:t>
+      </w:r>
+    </w:p>
+    <w:p>
+      <w:r>
+        <w:t>- **File Watcher**: `platforms/os/src/file_watcher.py` (`NonPrivilegedFileWatcher`, `FileDocument`)</w:t>
+      </w:r>
+    </w:p>
+    <w:p>
+      <w:r>
+        <w:t>- **Affinity Clustering**: `platforms/os/src/affinity_cluster.py` (`CognitiveAffinityGraph`, `ProjectCluster`)</w:t>
+      </w:r>
+    </w:p>
+    <w:p>
+      <w:r>
+        <w:t>- **Omnibar Engine**: `platforms/os/src/omnibar_search.py` (`SpotlightOmnibarEngine`)</w:t>
+      </w:r>
+    </w:p>
+    <w:p>
+      <w:r>
+        <w:t>- **System Monitor**: `platforms/os/src/system_monitor.py` (`SystemResourceMonitor`)</w:t>
+      </w:r>
+    </w:p>
+    <w:p>
+      <w:r>
+        <w:t>- **Gateway Dispatcher**: `execute_os(action, params)` in `src/cortex_m/gateway.py`</w:t>
+      </w:r>
+    </w:p>
     <w:sectPr>
       <w:footerReference w:type="default" r:id="rId9"/>
       <w:pgSz w:w="12240" w:h="15840"/>
